--- a/Course/Component 1 - Computer Systems/1.2 Software and Software Development/1.2.4 Types of Programming Language/Homework (editable).docx
+++ b/Course/Component 1 - Computer Systems/1.2 Software and Software Development/1.2.4 Types of Programming Language/Homework (editable).docx
@@ -565,7 +565,16 @@
     </w:p>
     <w:p>
       <w:r>
-        <w:t xml:space="preserve">(d) State the </w:t>
+        <w:t xml:space="preserve">(d) </w:t>
+      </w:r>
+      <w:r>
+        <w:rPr>
+          <w:i/>
+        </w:rPr>
+        <w:t>Stretch — not marked:</w:t>
+      </w:r>
+      <w:r>
+        <w:t xml:space="preserve"> State the </w:t>
       </w:r>
       <w:r>
         <w:rPr>
